--- a/Backend/Director_Disclosure/Output_Disclosures/2024-25/ADANI_PETRONET__DAHEJ__PORT_LIMITED/DIR-8/DIR8_Pranav_Choudhary_08123475.docx
+++ b/Backend/Director_Disclosure/Output_Disclosures/2024-25/ADANI_PETRONET__DAHEJ__PORT_LIMITED/DIR-8/DIR8_Pranav_Choudhary_08123475.docx
@@ -189,7 +189,7 @@
           <w:b w:val="0"/>
           <w:sz w:val="23"/>
         </w:rPr>
-        <w:t>I, Pranav Choudhary, son/daughter of Mr. {{FATHER_NAME}}, resident of _____________________________________________, India hereby give notice that I am/was a Director in the following companies during the last three years:-</w:t>
+        <w:t>I, PRANAV CHOUDHARY, son/daughter of Mr. {{FATHER_NAME}}, resident of _____________________________________________, India hereby give notice that I am/was a Director in the following companies during the last three years:-</w:t>
       </w:r>
     </w:p>
     <w:p>
@@ -612,7 +612,7 @@
                 <w:b w:val="0"/>
                 <w:sz w:val="23"/>
               </w:rPr>
-              <w:t>ADANI PETRONET (DAHEJ) PORT LIMITED</w:t>
+              <w:t>ADANI HAZIRA PORT LIMITED</w:t>
             </w:r>
           </w:p>
         </w:tc>
@@ -682,7 +682,7 @@
                 <w:b w:val="0"/>
                 <w:sz w:val="23"/>
               </w:rPr>
-              <w:t>ADANI HAZIRA PORT LIMITED</w:t>
+              <w:t>ADANI PETRONET (DAHEJ) PORT LIMITED</w:t>
             </w:r>
           </w:p>
         </w:tc>
@@ -1263,7 +1263,7 @@
         </w:rPr>
         <w:t xml:space="preserve">Name           </w:t>
         <w:tab/>
-        <w:t xml:space="preserve">:  Pranav Choudhary</w:t>
+        <w:t xml:space="preserve">:  PRANAV CHOUDHARY</w:t>
       </w:r>
     </w:p>
     <w:p>
@@ -1307,7 +1307,7 @@
           <w:b w:val="0"/>
           <w:sz w:val="23"/>
         </w:rPr>
-        <w:t xml:space="preserve">Date: 07th May, 2026</w:t>
+        <w:t xml:space="preserve">Date: 15th May, 2026</w:t>
         <w:tab/>
       </w:r>
     </w:p>

--- a/Backend/Director_Disclosure/Output_Disclosures/2024-25/ADANI_PETRONET__DAHEJ__PORT_LIMITED/DIR-8/DIR8_Pranav_Choudhary_08123475.docx
+++ b/Backend/Director_Disclosure/Output_Disclosures/2024-25/ADANI_PETRONET__DAHEJ__PORT_LIMITED/DIR-8/DIR8_Pranav_Choudhary_08123475.docx
@@ -421,7 +421,7 @@
                 <w:b w:val="0"/>
                 <w:sz w:val="23"/>
               </w:rPr>
-              <w:t>27/03/2025</w:t>
+              <w:t>23/06/2025</w:t>
             </w:r>
           </w:p>
         </w:tc>
@@ -491,7 +491,7 @@
                 <w:b w:val="0"/>
                 <w:sz w:val="23"/>
               </w:rPr>
-              <w:t>23/10/2024</w:t>
+              <w:t>20/06/2025</w:t>
             </w:r>
           </w:p>
         </w:tc>
@@ -542,7 +542,7 @@
                 <w:b w:val="0"/>
                 <w:sz w:val="23"/>
               </w:rPr>
-              <w:t>ADANI KRISHNAPATNAM PORT LIMITED</w:t>
+              <w:t>INDIANOIL ADANI VENTURES LIMITED</w:t>
             </w:r>
           </w:p>
         </w:tc>
@@ -561,7 +561,7 @@
                 <w:b w:val="0"/>
                 <w:sz w:val="23"/>
               </w:rPr>
-              <w:t>22/06/2024</w:t>
+              <w:t>09/07/2024</w:t>
             </w:r>
           </w:p>
         </w:tc>
@@ -612,7 +612,7 @@
                 <w:b w:val="0"/>
                 <w:sz w:val="23"/>
               </w:rPr>
-              <w:t>ADANI HAZIRA PORT LIMITED</w:t>
+              <w:t>ADANI KRISHNAPATNAM PORT LIMITED</w:t>
             </w:r>
           </w:p>
         </w:tc>
@@ -631,7 +631,7 @@
                 <w:b w:val="0"/>
                 <w:sz w:val="23"/>
               </w:rPr>
-              <w:t>21/06/2024</w:t>
+              <w:t>22/06/2024</w:t>
             </w:r>
           </w:p>
         </w:tc>
@@ -752,7 +752,7 @@
                 <w:b w:val="0"/>
                 <w:sz w:val="23"/>
               </w:rPr>
-              <w:t>INDIANOIL ADANI VENTURES LIMITED</w:t>
+              <w:t>ADANI HAZIRA PORT LIMITED</w:t>
             </w:r>
           </w:p>
         </w:tc>
@@ -771,7 +771,7 @@
                 <w:b w:val="0"/>
                 <w:sz w:val="23"/>
               </w:rPr>
-              <w:t>29/05/2024</w:t>
+              <w:t>21/06/2024</w:t>
             </w:r>
           </w:p>
         </w:tc>
@@ -841,7 +841,7 @@
                 <w:b w:val="0"/>
                 <w:sz w:val="23"/>
               </w:rPr>
-              <w:t>01/06/2023</w:t>
+              <w:t>27/07/2023</w:t>
             </w:r>
           </w:p>
         </w:tc>
@@ -874,6 +874,76 @@
                 <w:sz w:val="23"/>
               </w:rPr>
               <w:t>9</w:t>
+            </w:r>
+          </w:p>
+        </w:tc>
+        <w:tc>
+          <w:tcPr>
+            <w:tcW w:type="dxa" w:w="3864"/>
+          </w:tcPr>
+          <w:p>
+            <w:pPr>
+              <w:spacing w:after="0"/>
+              <w:jc w:val="both"/>
+            </w:pPr>
+            <w:r>
+              <w:rPr>
+                <w:rFonts w:ascii="Adani" w:hAnsi="Adani" w:eastAsia="Adani" w:cs="Adani"/>
+                <w:b w:val="0"/>
+                <w:sz w:val="23"/>
+              </w:rPr>
+              <w:t>ADANI CMA MUNDRA TERMINAL PRIVATE LIMITED</w:t>
+            </w:r>
+          </w:p>
+        </w:tc>
+        <w:tc>
+          <w:tcPr>
+            <w:tcW w:type="dxa" w:w="2610"/>
+          </w:tcPr>
+          <w:p>
+            <w:pPr>
+              <w:spacing w:after="0"/>
+              <w:jc w:val="center"/>
+            </w:pPr>
+            <w:r>
+              <w:rPr>
+                <w:rFonts w:ascii="Adani" w:hAnsi="Adani" w:eastAsia="Adani" w:cs="Adani"/>
+                <w:b w:val="0"/>
+                <w:sz w:val="23"/>
+              </w:rPr>
+              <w:t>06/05/2022</w:t>
+            </w:r>
+          </w:p>
+        </w:tc>
+        <w:tc>
+          <w:tcPr>
+            <w:tcW w:type="dxa" w:w="2250"/>
+          </w:tcPr>
+          <w:p>
+            <w:pPr>
+              <w:spacing w:after="0"/>
+              <w:jc w:val="center"/>
+            </w:pPr>
+          </w:p>
+        </w:tc>
+      </w:tr>
+      <w:tr>
+        <w:tc>
+          <w:tcPr>
+            <w:tcW w:type="dxa" w:w="636"/>
+          </w:tcPr>
+          <w:p>
+            <w:pPr>
+              <w:spacing w:after="0"/>
+              <w:ind w:left="360"/>
+            </w:pPr>
+            <w:r>
+              <w:rPr>
+                <w:rFonts w:ascii="Adani" w:hAnsi="Adani" w:eastAsia="Adani" w:cs="Adani"/>
+                <w:b w:val="0"/>
+                <w:sz w:val="23"/>
+              </w:rPr>
+              <w:t>10</w:t>
             </w:r>
           </w:p>
         </w:tc>
@@ -943,76 +1013,6 @@
                 <w:b w:val="0"/>
                 <w:sz w:val="23"/>
               </w:rPr>
-              <w:t>10</w:t>
-            </w:r>
-          </w:p>
-        </w:tc>
-        <w:tc>
-          <w:tcPr>
-            <w:tcW w:type="dxa" w:w="3864"/>
-          </w:tcPr>
-          <w:p>
-            <w:pPr>
-              <w:spacing w:after="0"/>
-              <w:jc w:val="both"/>
-            </w:pPr>
-            <w:r>
-              <w:rPr>
-                <w:rFonts w:ascii="Adani" w:hAnsi="Adani" w:eastAsia="Adani" w:cs="Adani"/>
-                <w:b w:val="0"/>
-                <w:sz w:val="23"/>
-              </w:rPr>
-              <w:t>ADANI CMA MUNDRA TERMINAL PRIVATE LIMITED</w:t>
-            </w:r>
-          </w:p>
-        </w:tc>
-        <w:tc>
-          <w:tcPr>
-            <w:tcW w:type="dxa" w:w="2610"/>
-          </w:tcPr>
-          <w:p>
-            <w:pPr>
-              <w:spacing w:after="0"/>
-              <w:jc w:val="center"/>
-            </w:pPr>
-            <w:r>
-              <w:rPr>
-                <w:rFonts w:ascii="Adani" w:hAnsi="Adani" w:eastAsia="Adani" w:cs="Adani"/>
-                <w:b w:val="0"/>
-                <w:sz w:val="23"/>
-              </w:rPr>
-              <w:t>06/05/2022</w:t>
-            </w:r>
-          </w:p>
-        </w:tc>
-        <w:tc>
-          <w:tcPr>
-            <w:tcW w:type="dxa" w:w="2250"/>
-          </w:tcPr>
-          <w:p>
-            <w:pPr>
-              <w:spacing w:after="0"/>
-              <w:jc w:val="center"/>
-            </w:pPr>
-          </w:p>
-        </w:tc>
-      </w:tr>
-      <w:tr>
-        <w:tc>
-          <w:tcPr>
-            <w:tcW w:type="dxa" w:w="636"/>
-          </w:tcPr>
-          <w:p>
-            <w:pPr>
-              <w:spacing w:after="0"/>
-              <w:ind w:left="360"/>
-            </w:pPr>
-            <w:r>
-              <w:rPr>
-                <w:rFonts w:ascii="Adani" w:hAnsi="Adani" w:eastAsia="Adani" w:cs="Adani"/>
-                <w:b w:val="0"/>
-                <w:sz w:val="23"/>
-              </w:rPr>
               <w:t>11</w:t>
             </w:r>
           </w:p>
@@ -1032,7 +1032,7 @@
                 <w:b w:val="0"/>
                 <w:sz w:val="23"/>
               </w:rPr>
-              <w:t>GUJARAT PORTS ASSOCIATION</w:t>
+              <w:t>ADANI KATTUPALLI PORT LIMITED</w:t>
             </w:r>
           </w:p>
         </w:tc>
@@ -1051,7 +1051,7 @@
                 <w:b w:val="0"/>
                 <w:sz w:val="23"/>
               </w:rPr>
-              <w:t>28/02/2020</w:t>
+              <w:t>23/06/2020</w:t>
             </w:r>
           </w:p>
         </w:tc>
@@ -1102,7 +1102,7 @@
                 <w:b w:val="0"/>
                 <w:sz w:val="23"/>
               </w:rPr>
-              <w:t>ADANI KATTUPALLI PORT LIMITED</w:t>
+              <w:t>DHOLERA INFRASTRUCTURE PRIVATE LIMITED</w:t>
             </w:r>
           </w:p>
         </w:tc>
@@ -1121,7 +1121,7 @@
                 <w:b w:val="0"/>
                 <w:sz w:val="23"/>
               </w:rPr>
-              <w:t>31/01/2020</w:t>
+              <w:t>22/06/2020</w:t>
             </w:r>
           </w:p>
         </w:tc>
@@ -1172,7 +1172,7 @@
                 <w:b w:val="0"/>
                 <w:sz w:val="23"/>
               </w:rPr>
-              <w:t>DHOLERA INFRASTRUCTURE PRIVATE LIMITED</w:t>
+              <w:t>GUJARAT PORTS ASSOCIATION</w:t>
             </w:r>
           </w:p>
         </w:tc>
@@ -1191,7 +1191,7 @@
                 <w:b w:val="0"/>
                 <w:sz w:val="23"/>
               </w:rPr>
-              <w:t>30/01/2020</w:t>
+              <w:t>28/02/2020</w:t>
             </w:r>
           </w:p>
         </w:tc>
@@ -1307,7 +1307,7 @@
           <w:b w:val="0"/>
           <w:sz w:val="23"/>
         </w:rPr>
-        <w:t xml:space="preserve">Date: 15th May, 2026</w:t>
+        <w:t xml:space="preserve">Date: 08th June, 2026</w:t>
         <w:tab/>
       </w:r>
     </w:p>
